--- a/downloads/teacher/04 Units/Unit 03 - Human Development and Relationships - Growing Up, Getting Along/Lesson 03.13 - Friendship Boundaries and the Communication Performance Task.docx
+++ b/downloads/teacher/04 Units/Unit 03 - Human Development and Relationships - Growing Up, Getting Along/Lesson 03.13 - Friendship Boundaries and the Communication Performance Task.docx
@@ -266,23 +266,41 @@
       <w:r>
         <w:t xml:space="preserve">By the end of this lesson, students will be able to:</w:t>
       </w:r>
-      <w:r>
-        <w:t xml:space="preserve"> </w:t>
-      </w:r>
-      <w:r>
-        <w:t xml:space="preserve">1. (Low) Given the three parts of a stated boundary (what I am okay with, what I am not okay with, what I will do), describe each part and list three group chat rules that protect a boundary.</w:t>
-      </w:r>
-      <w:r>
-        <w:t xml:space="preserve"> </w:t>
-      </w:r>
-      <w:r>
-        <w:t xml:space="preserve">2. (Mid) Given a scenario where a friend pushes, state a boundary in the three-part form, say no in a way that is clear and not mean, and respond to a friend’s no by respecting it.</w:t>
-      </w:r>
-      <w:r>
-        <w:t xml:space="preserve"> </w:t>
-      </w:r>
-      <w:r>
-        <w:t xml:space="preserve">3. (High) In a planned 90-second exchange with a partner, use active listening, an I-message, and one conflict step to handle a scenario, then self-assess against the four-criterion checklist and identify the one criterion they would improve.</w:t>
+    </w:p>
+    <w:p>
+      <w:pPr>
+        <w:numPr>
+          <w:ilvl w:val="0"/>
+          <w:numId w:val="1002"/>
+        </w:numPr>
+        <w:pStyle w:val="Compact"/>
+      </w:pPr>
+      <w:r>
+        <w:t xml:space="preserve">(Low) Given the three parts of a stated boundary (what I am okay with, what I am not okay with, what I will do), describe each part and list three group chat rules that protect a boundary.</w:t>
+      </w:r>
+    </w:p>
+    <w:p>
+      <w:pPr>
+        <w:numPr>
+          <w:ilvl w:val="0"/>
+          <w:numId w:val="1002"/>
+        </w:numPr>
+        <w:pStyle w:val="Compact"/>
+      </w:pPr>
+      <w:r>
+        <w:t xml:space="preserve">(Mid) Given a scenario where a friend pushes, state a boundary in the three-part form, say no in a way that is clear and not mean, and respond to a friend’s no by respecting it.</w:t>
+      </w:r>
+    </w:p>
+    <w:p>
+      <w:pPr>
+        <w:numPr>
+          <w:ilvl w:val="0"/>
+          <w:numId w:val="1002"/>
+        </w:numPr>
+        <w:pStyle w:val="Compact"/>
+      </w:pPr>
+      <w:r>
+        <w:t xml:space="preserve">(High) In a planned 90-second exchange with a partner, use active listening, an I-message, and one conflict step to handle a scenario, then self-assess against the four-criterion checklist and identify the one criterion they would improve.</w:t>
       </w:r>
     </w:p>
     <w:p>
@@ -332,7 +350,7 @@
       <w:pPr>
         <w:numPr>
           <w:ilvl w:val="0"/>
-          <w:numId w:val="1002"/>
+          <w:numId w:val="1003"/>
         </w:numPr>
         <w:pStyle w:val="Compact"/>
       </w:pPr>
@@ -359,7 +377,7 @@
       <w:pPr>
         <w:numPr>
           <w:ilvl w:val="0"/>
-          <w:numId w:val="1002"/>
+          <w:numId w:val="1003"/>
         </w:numPr>
         <w:pStyle w:val="Compact"/>
       </w:pPr>
@@ -386,7 +404,7 @@
       <w:pPr>
         <w:numPr>
           <w:ilvl w:val="0"/>
-          <w:numId w:val="1002"/>
+          <w:numId w:val="1003"/>
         </w:numPr>
         <w:pStyle w:val="Compact"/>
       </w:pPr>
@@ -398,7 +416,7 @@
       <w:pPr>
         <w:numPr>
           <w:ilvl w:val="0"/>
-          <w:numId w:val="1002"/>
+          <w:numId w:val="1003"/>
         </w:numPr>
         <w:pStyle w:val="Compact"/>
       </w:pPr>
@@ -410,7 +428,7 @@
       <w:pPr>
         <w:numPr>
           <w:ilvl w:val="0"/>
-          <w:numId w:val="1002"/>
+          <w:numId w:val="1003"/>
         </w:numPr>
         <w:pStyle w:val="Compact"/>
       </w:pPr>
@@ -1345,23 +1363,41 @@
       <w:r>
         <w:t xml:space="preserve">Monitor understanding:</w:t>
       </w:r>
-      <w:r>
-        <w:t xml:space="preserve"> </w:t>
-      </w:r>
-      <w:r>
-        <w:t xml:space="preserve">- What are the three parts of a stated boundary? Which part do people usually leave out?</w:t>
-      </w:r>
-      <w:r>
-        <w:t xml:space="preserve"> </w:t>
-      </w:r>
-      <w:r>
-        <w:t xml:space="preserve">- Give me a no that is clear and not mean. Now give me one that sounds like a maybe.</w:t>
-      </w:r>
-      <w:r>
-        <w:t xml:space="preserve"> </w:t>
-      </w:r>
-      <w:r>
-        <w:t xml:space="preserve">- Which of the four criteria is</w:t>
+    </w:p>
+    <w:p>
+      <w:pPr>
+        <w:numPr>
+          <w:ilvl w:val="0"/>
+          <w:numId w:val="1004"/>
+        </w:numPr>
+        <w:pStyle w:val="Compact"/>
+      </w:pPr>
+      <w:r>
+        <w:t xml:space="preserve">What are the three parts of a stated boundary? Which part do people usually leave out?</w:t>
+      </w:r>
+    </w:p>
+    <w:p>
+      <w:pPr>
+        <w:numPr>
+          <w:ilvl w:val="0"/>
+          <w:numId w:val="1004"/>
+        </w:numPr>
+        <w:pStyle w:val="Compact"/>
+      </w:pPr>
+      <w:r>
+        <w:t xml:space="preserve">Give me a no that is clear and not mean. Now give me one that sounds like a maybe.</w:t>
+      </w:r>
+    </w:p>
+    <w:p>
+      <w:pPr>
+        <w:numPr>
+          <w:ilvl w:val="0"/>
+          <w:numId w:val="1004"/>
+        </w:numPr>
+        <w:pStyle w:val="Compact"/>
+      </w:pPr>
+      <w:r>
+        <w:t xml:space="preserve">Which of the four criteria is</w:t>
       </w:r>
       <w:r>
         <w:t xml:space="preserve"> </w:t>
@@ -1381,28 +1417,46 @@
     </w:p>
     <w:p>
       <w:pPr>
-        <w:pStyle w:val="BodyText"/>
+        <w:pStyle w:val="FirstParagraph"/>
       </w:pPr>
       <w:r>
         <w:t xml:space="preserve">Deepen learning:</w:t>
       </w:r>
-      <w:r>
-        <w:t xml:space="preserve"> </w:t>
-      </w:r>
-      <w:r>
-        <w:t xml:space="preserve">- A friend respects your boundary but is clearly annoyed. Did the boundary work?</w:t>
-      </w:r>
-      <w:r>
-        <w:t xml:space="preserve"> </w:t>
-      </w:r>
-      <w:r>
-        <w:t xml:space="preserve">- Why does a group chat make people say things they would never say to a face?</w:t>
-      </w:r>
-      <w:r>
-        <w:t xml:space="preserve"> </w:t>
-      </w:r>
-      <w:r>
-        <w:t xml:space="preserve">- You said a perfect no and your friend pushed a third time. What is that a sign of (from Lesson 3.12), and what is your next move?</w:t>
+    </w:p>
+    <w:p>
+      <w:pPr>
+        <w:numPr>
+          <w:ilvl w:val="0"/>
+          <w:numId w:val="1005"/>
+        </w:numPr>
+        <w:pStyle w:val="Compact"/>
+      </w:pPr>
+      <w:r>
+        <w:t xml:space="preserve">A friend respects your boundary but is clearly annoyed. Did the boundary work?</w:t>
+      </w:r>
+    </w:p>
+    <w:p>
+      <w:pPr>
+        <w:numPr>
+          <w:ilvl w:val="0"/>
+          <w:numId w:val="1005"/>
+        </w:numPr>
+        <w:pStyle w:val="Compact"/>
+      </w:pPr>
+      <w:r>
+        <w:t xml:space="preserve">Why does a group chat make people say things they would never say to a face?</w:t>
+      </w:r>
+    </w:p>
+    <w:p>
+      <w:pPr>
+        <w:numPr>
+          <w:ilvl w:val="0"/>
+          <w:numId w:val="1005"/>
+        </w:numPr>
+        <w:pStyle w:val="Compact"/>
+      </w:pPr>
+      <w:r>
+        <w:t xml:space="preserve">You said a perfect no and your friend pushed a third time. What is that a sign of (from Lesson 3.12), and what is your next move?</w:t>
       </w:r>
     </w:p>
     <w:p>
@@ -1615,7 +1669,7 @@
       <w:pPr>
         <w:numPr>
           <w:ilvl w:val="0"/>
-          <w:numId w:val="1003"/>
+          <w:numId w:val="1006"/>
         </w:numPr>
         <w:pStyle w:val="Compact"/>
       </w:pPr>
@@ -1642,7 +1696,7 @@
       <w:pPr>
         <w:numPr>
           <w:ilvl w:val="0"/>
-          <w:numId w:val="1003"/>
+          <w:numId w:val="1006"/>
         </w:numPr>
         <w:pStyle w:val="Compact"/>
       </w:pPr>
@@ -1654,7 +1708,7 @@
       <w:pPr>
         <w:numPr>
           <w:ilvl w:val="0"/>
-          <w:numId w:val="1003"/>
+          <w:numId w:val="1006"/>
         </w:numPr>
         <w:pStyle w:val="Compact"/>
       </w:pPr>
@@ -1666,7 +1720,7 @@
       <w:pPr>
         <w:numPr>
           <w:ilvl w:val="0"/>
-          <w:numId w:val="1003"/>
+          <w:numId w:val="1006"/>
         </w:numPr>
         <w:pStyle w:val="Compact"/>
       </w:pPr>
@@ -1678,7 +1732,7 @@
       <w:pPr>
         <w:numPr>
           <w:ilvl w:val="0"/>
-          <w:numId w:val="1003"/>
+          <w:numId w:val="1006"/>
         </w:numPr>
         <w:pStyle w:val="Compact"/>
       </w:pPr>
@@ -1690,7 +1744,7 @@
       <w:pPr>
         <w:numPr>
           <w:ilvl w:val="0"/>
-          <w:numId w:val="1003"/>
+          <w:numId w:val="1006"/>
         </w:numPr>
         <w:pStyle w:val="Compact"/>
       </w:pPr>
@@ -2041,7 +2095,7 @@
       <w:pPr>
         <w:numPr>
           <w:ilvl w:val="0"/>
-          <w:numId w:val="1004"/>
+          <w:numId w:val="1007"/>
         </w:numPr>
         <w:pStyle w:val="Compact"/>
       </w:pPr>
@@ -2065,7 +2119,7 @@
       <w:pPr>
         <w:numPr>
           <w:ilvl w:val="0"/>
-          <w:numId w:val="1004"/>
+          <w:numId w:val="1007"/>
         </w:numPr>
         <w:pStyle w:val="Compact"/>
       </w:pPr>
@@ -2077,7 +2131,7 @@
       <w:pPr>
         <w:numPr>
           <w:ilvl w:val="0"/>
-          <w:numId w:val="1004"/>
+          <w:numId w:val="1007"/>
         </w:numPr>
         <w:pStyle w:val="Compact"/>
       </w:pPr>
@@ -2101,7 +2155,7 @@
       <w:pPr>
         <w:numPr>
           <w:ilvl w:val="0"/>
-          <w:numId w:val="1004"/>
+          <w:numId w:val="1007"/>
         </w:numPr>
         <w:pStyle w:val="Compact"/>
       </w:pPr>
@@ -2113,7 +2167,7 @@
       <w:pPr>
         <w:numPr>
           <w:ilvl w:val="0"/>
-          <w:numId w:val="1004"/>
+          <w:numId w:val="1007"/>
         </w:numPr>
         <w:pStyle w:val="Compact"/>
       </w:pPr>
@@ -2144,7 +2198,7 @@
       <w:pPr>
         <w:numPr>
           <w:ilvl w:val="0"/>
-          <w:numId w:val="1005"/>
+          <w:numId w:val="1008"/>
         </w:numPr>
         <w:pStyle w:val="Compact"/>
       </w:pPr>
@@ -2156,7 +2210,7 @@
       <w:pPr>
         <w:numPr>
           <w:ilvl w:val="0"/>
-          <w:numId w:val="1005"/>
+          <w:numId w:val="1008"/>
         </w:numPr>
         <w:pStyle w:val="Compact"/>
       </w:pPr>
@@ -2168,7 +2222,7 @@
       <w:pPr>
         <w:numPr>
           <w:ilvl w:val="0"/>
-          <w:numId w:val="1005"/>
+          <w:numId w:val="1008"/>
         </w:numPr>
         <w:pStyle w:val="Compact"/>
       </w:pPr>
@@ -2180,7 +2234,7 @@
       <w:pPr>
         <w:numPr>
           <w:ilvl w:val="0"/>
-          <w:numId w:val="1005"/>
+          <w:numId w:val="1008"/>
         </w:numPr>
         <w:pStyle w:val="Compact"/>
       </w:pPr>
@@ -2222,7 +2276,7 @@
       <w:pPr>
         <w:numPr>
           <w:ilvl w:val="0"/>
-          <w:numId w:val="1005"/>
+          <w:numId w:val="1008"/>
         </w:numPr>
         <w:pStyle w:val="Compact"/>
       </w:pPr>
@@ -2300,7 +2354,7 @@
       <w:pPr>
         <w:numPr>
           <w:ilvl w:val="0"/>
-          <w:numId w:val="1005"/>
+          <w:numId w:val="1008"/>
         </w:numPr>
         <w:pStyle w:val="Compact"/>
       </w:pPr>
@@ -2596,6 +2650,118 @@
       </w:pPr>
     </w:lvl>
   </w:abstractNum>
+  <w:abstractNum w:abstractNumId="99411">
+    <w:nsid w:val="71315dca"/>
+    <w:multiLevelType w:val="multilevel"/>
+    <w:lvl w:ilvl="0">
+      <w:start w:val="1"/>
+      <w:numFmt w:val="decimal"/>
+      <w:lvlText w:val="%1."/>
+      <w:lvlJc w:val="left"/>
+      <w:pPr>
+        <w:tabs>
+          <w:tab w:val="num" w:pos="0"/>
+        </w:tabs>
+        <w:ind w:left="480" w:hanging="480"/>
+      </w:pPr>
+    </w:lvl>
+    <w:lvl w:ilvl="1">
+      <w:start w:val="1"/>
+      <w:numFmt w:val="decimal"/>
+      <w:lvlText w:val="%2."/>
+      <w:lvlJc w:val="left"/>
+      <w:pPr>
+        <w:tabs>
+          <w:tab w:val="num" w:pos="720"/>
+        </w:tabs>
+        <w:ind w:left="1200" w:hanging="480"/>
+      </w:pPr>
+    </w:lvl>
+    <w:lvl w:ilvl="2">
+      <w:start w:val="1"/>
+      <w:numFmt w:val="decimal"/>
+      <w:lvlText w:val="%3."/>
+      <w:lvlJc w:val="left"/>
+      <w:pPr>
+        <w:tabs>
+          <w:tab w:val="num" w:pos="1440"/>
+        </w:tabs>
+        <w:ind w:left="1920" w:hanging="480"/>
+      </w:pPr>
+    </w:lvl>
+    <w:lvl w:ilvl="3">
+      <w:start w:val="1"/>
+      <w:numFmt w:val="decimal"/>
+      <w:lvlText w:val="%4."/>
+      <w:lvlJc w:val="left"/>
+      <w:pPr>
+        <w:tabs>
+          <w:tab w:val="num" w:pos="2160"/>
+        </w:tabs>
+        <w:ind w:left="2640" w:hanging="480"/>
+      </w:pPr>
+    </w:lvl>
+    <w:lvl w:ilvl="4">
+      <w:start w:val="1"/>
+      <w:numFmt w:val="decimal"/>
+      <w:lvlText w:val="%5."/>
+      <w:lvlJc w:val="left"/>
+      <w:pPr>
+        <w:tabs>
+          <w:tab w:val="num" w:pos="2880"/>
+        </w:tabs>
+        <w:ind w:left="3360" w:hanging="480"/>
+      </w:pPr>
+    </w:lvl>
+    <w:lvl w:ilvl="5">
+      <w:start w:val="1"/>
+      <w:numFmt w:val="decimal"/>
+      <w:lvlText w:val="%6."/>
+      <w:lvlJc w:val="left"/>
+      <w:pPr>
+        <w:tabs>
+          <w:tab w:val="num" w:pos="3600"/>
+        </w:tabs>
+        <w:ind w:left="4080" w:hanging="480"/>
+      </w:pPr>
+    </w:lvl>
+    <w:lvl w:ilvl="6">
+      <w:start w:val="1"/>
+      <w:numFmt w:val="decimal"/>
+      <w:lvlText w:val="%7."/>
+      <w:lvlJc w:val="left"/>
+      <w:pPr>
+        <w:tabs>
+          <w:tab w:val="num" w:pos="4320"/>
+        </w:tabs>
+        <w:ind w:left="4800" w:hanging="480"/>
+      </w:pPr>
+    </w:lvl>
+    <w:lvl w:ilvl="7">
+      <w:start w:val="1"/>
+      <w:numFmt w:val="decimal"/>
+      <w:lvlText w:val="%8."/>
+      <w:lvlJc w:val="left"/>
+      <w:pPr>
+        <w:tabs>
+          <w:tab w:val="num" w:pos="5040"/>
+        </w:tabs>
+        <w:ind w:left="5520" w:hanging="480"/>
+      </w:pPr>
+    </w:lvl>
+    <w:lvl w:ilvl="8">
+      <w:start w:val="1"/>
+      <w:numFmt w:val="decimal"/>
+      <w:lvlText w:val="%9."/>
+      <w:lvlJc w:val="left"/>
+      <w:pPr>
+        <w:tabs>
+          <w:tab w:val="num" w:pos="5760"/>
+        </w:tabs>
+        <w:ind w:left="6240" w:hanging="480"/>
+      </w:pPr>
+    </w:lvl>
+  </w:abstractNum>
   <w:num w:numId="1000">
     <w:abstractNumId w:val="990"/>
   </w:num>
@@ -2603,7 +2769,34 @@
     <w:abstractNumId w:val="991"/>
   </w:num>
   <w:num w:numId="1002">
-    <w:abstractNumId w:val="991"/>
+    <w:abstractNumId w:val="99411"/>
+    <w:lvlOverride w:ilvl="0">
+      <w:startOverride w:val="1"/>
+    </w:lvlOverride>
+    <w:lvlOverride w:ilvl="1">
+      <w:startOverride w:val="1"/>
+    </w:lvlOverride>
+    <w:lvlOverride w:ilvl="2">
+      <w:startOverride w:val="1"/>
+    </w:lvlOverride>
+    <w:lvlOverride w:ilvl="3">
+      <w:startOverride w:val="1"/>
+    </w:lvlOverride>
+    <w:lvlOverride w:ilvl="4">
+      <w:startOverride w:val="1"/>
+    </w:lvlOverride>
+    <w:lvlOverride w:ilvl="5">
+      <w:startOverride w:val="1"/>
+    </w:lvlOverride>
+    <w:lvlOverride w:ilvl="6">
+      <w:startOverride w:val="1"/>
+    </w:lvlOverride>
+    <w:lvlOverride w:ilvl="7">
+      <w:startOverride w:val="1"/>
+    </w:lvlOverride>
+    <w:lvlOverride w:ilvl="8">
+      <w:startOverride w:val="1"/>
+    </w:lvlOverride>
   </w:num>
   <w:num w:numId="1003">
     <w:abstractNumId w:val="991"/>
@@ -2612,6 +2805,15 @@
     <w:abstractNumId w:val="991"/>
   </w:num>
   <w:num w:numId="1005">
+    <w:abstractNumId w:val="991"/>
+  </w:num>
+  <w:num w:numId="1006">
+    <w:abstractNumId w:val="991"/>
+  </w:num>
+  <w:num w:numId="1007">
+    <w:abstractNumId w:val="991"/>
+  </w:num>
+  <w:num w:numId="1008">
     <w:abstractNumId w:val="991"/>
   </w:num>
 </w:numbering>

--- a/downloads/teacher/04 Units/Unit 03 - Human Development and Relationships - Growing Up, Getting Along/Lesson 03.13 - Friendship Boundaries and the Communication Performance Task.docx
+++ b/downloads/teacher/04 Units/Unit 03 - Human Development and Relationships - Growing Up, Getting Along/Lesson 03.13 - Friendship Boundaries and the Communication Performance Task.docx
@@ -705,22 +705,7 @@
               <w:jc w:val="left"/>
             </w:pPr>
             <w:r>
-              <w:t xml:space="preserve">Show three things that are true about friendship from 11 to 14: making (friends come from what you do together: a team, a class, a bus; you make friends by showing up and asking), keeping (the six healthy signs from Lesson 3.12, plus time), drifting (people change interests, schedules, schools; a drift is not a fight; you can let it drift kindly). Then the line that matters for this lesson: any relationship at this age, a friend, a teammate, a person you like, is healthy for the same reasons and unhealthy for the same reasons. Say it plainly: this class is not about dating; anything about the body belongs in health class with</w:t>
-            </w:r>
-            <w:r>
-              <w:t xml:space="preserve"> </w:t>
-            </w:r>
-            <w:r>
-              <w:rPr>
-                <w:rStyle w:val="TeacherNote"/>
-              </w:rPr>
-              <w:t xml:space="preserve">[Sal: health teacher’s name],</w:t>
-            </w:r>
-            <w:r>
-              <w:t xml:space="preserve"> </w:t>
-            </w:r>
-            <w:r>
-              <w:t xml:space="preserve">and anything that worries you belongs with the counselor. What this class is about is what a good relationship of any kind looks like, how to draw a line, and how to say no and be heard.</w:t>
+              <w:t xml:space="preserve">Show three things that are true about friendship from 11 to 14: making (friends come from what you do together: a team, a class, a bus; you make friends by showing up and asking), keeping (the six healthy signs from Lesson 3.12, plus time), drifting (people change interests, schedules, schools; a drift is not a fight; you can let it drift kindly). Then the line that matters for this lesson: any relationship at this age, a friend, a teammate, a person you like, is healthy for the same reasons and unhealthy for the same reasons. Say it plainly: this class is not about dating; anything about the body belongs in health class with the health teacher, and anything that worries you belongs with the counselor. What this class is about is what a good relationship of any kind looks like, how to draw a line, and how to say no and be heard.</w:t>
             </w:r>
           </w:p>
         </w:tc>
@@ -1265,15 +1250,6 @@
             <w:r>
               <w:t xml:space="preserve">Run the performances in the posted order, 90 seconds each, timer visible. Score live on the clipboard, four criteria, 0 to 3 each, 12 points. Between pairs, no comments; the next pair stands as the timer resets. Ten to eleven pairs fit in the time if the resets are fast.</w:t>
             </w:r>
-            <w:r>
-              <w:t xml:space="preserve"> </w:t>
-            </w:r>
-            <w:r>
-              <w:rPr>
-                <w:rStyle w:val="TeacherNote"/>
-              </w:rPr>
-              <w:t xml:space="preserve">[Sal: with more than 22 students, split the performances across the front and a second corner with a student timekeeper, or run the last three pairs at the start of Lesson 3.14 before the do now.]</w:t>
-            </w:r>
           </w:p>
         </w:tc>
         <w:tc>
@@ -1543,9 +1519,9 @@
       <w:pPr>
         <w:pStyle w:val="Heading2"/>
       </w:pPr>
-      <w:bookmarkStart w:id="31" w:name="closure-time-4-min-day-1-5-min-day-2"/>
-      <w:r>
-        <w:t xml:space="preserve">Closure (Time: 4 min Day 1; 5 min Day 2)</w:t>
+      <w:bookmarkStart w:id="31" w:name="closure-time-4-min-day-1-4-min-day-2"/>
+      <w:r>
+        <w:t xml:space="preserve">Closure (Time: 4 min Day 1; 4 min Day 2)</w:t>
       </w:r>
       <w:bookmarkEnd w:id="31"/>
     </w:p>
@@ -1674,22 +1650,7 @@
         <w:pStyle w:val="Compact"/>
       </w:pPr>
       <w:r>
-        <w:t xml:space="preserve">ELL: the boundary frame and the three-part no are printed with sentence starters in Turkish, Portuguese, and Spanish on the handout (marked</w:t>
-      </w:r>
-      <w:r>
-        <w:t xml:space="preserve"> </w:t>
-      </w:r>
-      <w:r>
-        <w:rPr>
-          <w:rStyle w:val="TeacherNote"/>
-        </w:rPr>
-        <w:t xml:space="preserve">[check with a native speaker]); the performance can be done in a shared home language with the planning sheet in English, scored on the same four criteria by a bilingual student or aide if available or by the planning sheet if not [Sal: decide how you score a home-language performance];</w:t>
-      </w:r>
-      <w:r>
-        <w:t xml:space="preserve"> </w:t>
-      </w:r>
-      <w:r>
-        <w:t xml:space="preserve">scenario cards 1 to 6 are shorter with a picture cue.</w:t>
+        <w:t xml:space="preserve">ELL: the boundary frame and the three-part no are printed with sentence starters in Turkish, Portuguese, and Spanish on the handout (to be verified by a native speaker); the performance can be done in a shared home language with the planning sheet in English, scored on the same four criteria by a bilingual student or aide if available or by the planning sheet if not; scenario cards 1 to 6 are shorter with a picture cue.</w:t>
       </w:r>
     </w:p>
     <w:p>
@@ -2027,58 +1988,7 @@
         <w:pStyle w:val="FirstParagraph"/>
       </w:pPr>
       <w:r>
-        <w:t xml:space="preserve">Inside the building: the health teacher and the counselor.</w:t>
-      </w:r>
-      <w:r>
-        <w:t xml:space="preserve"> </w:t>
-      </w:r>
-      <w:r>
-        <w:rPr>
-          <w:rStyle w:val="TeacherNote"/>
-        </w:rPr>
-        <w:t xml:space="preserve">[Sal: the three of you should agree before this lesson on what FACS says about</w:t>
-      </w:r>
-      <w:r>
-        <w:rPr>
-          <w:rStyle w:val="TeacherNote"/>
-        </w:rPr>
-        <w:t xml:space="preserve"> </w:t>
-      </w:r>
-      <w:r>
-        <w:rPr>
-          <w:rStyle w:val="TeacherNote"/>
-        </w:rPr>
-        <w:t xml:space="preserve">“</w:t>
-      </w:r>
-      <w:r>
-        <w:rPr>
-          <w:rStyle w:val="TeacherNote"/>
-        </w:rPr>
-        <w:t xml:space="preserve">dating</w:t>
-      </w:r>
-      <w:r>
-        <w:rPr>
-          <w:rStyle w:val="TeacherNote"/>
-        </w:rPr>
-        <w:t xml:space="preserve">”</w:t>
-      </w:r>
-      <w:r>
-        <w:rPr>
-          <w:rStyle w:val="TeacherNote"/>
-        </w:rPr>
-        <w:t xml:space="preserve"> </w:t>
-      </w:r>
-      <w:r>
-        <w:rPr>
-          <w:rStyle w:val="TeacherNote"/>
-        </w:rPr>
-        <w:t xml:space="preserve">at this age: this course says a healthy relationship of any kind has the same signs, boundaries are lines you draw, and no means no; the body, consent as a health topic, and anything beyond stay in health class and with the counselor. Say that agreement out loud to students in Day 1 Step 1.]</w:t>
-      </w:r>
-      <w:r>
-        <w:t xml:space="preserve"> </w:t>
-      </w:r>
-      <w:r>
-        <w:t xml:space="preserve">The ELA teacher could use the performance task’s four criteria as a speaking and listening rubric.</w:t>
+        <w:t xml:space="preserve">Inside the building: the health teacher and the counselor. The ELA teacher could use the performance task’s four criteria as a speaking and listening rubric.</w:t>
       </w:r>
     </w:p>
     <w:p>
@@ -2172,16 +2082,7 @@
         <w:pStyle w:val="Compact"/>
       </w:pPr>
       <w:r>
-        <w:t xml:space="preserve">Sal’s own materials: the refusal-skills skits from Lesson 3.6 and the peer pressure tiered objectives in his FNES 538 notes (</w:t>
-      </w:r>
-      <w:r>
-        <w:rPr>
-          <w:rStyle w:val="VerbatimChar"/>
-        </w:rPr>
-        <w:t xml:space="preserve">FNES538_notes_NextWeek-NutritionLabels-Tiered_2026-03.docx</w:t>
-      </w:r>
-      <w:r>
-        <w:t xml:space="preserve">), which asked students to demonstrate refusal strategies in a short role play and to evaluate the best response; the I-message frame from Lesson 3.10 and the five steps from Lesson 3.11.</w:t>
+        <w:t xml:space="preserve">My own materials: the refusal-skills skits from Lesson 3.6 and my peer pressure tiered objectives, which asked students to demonstrate refusal strategies in a short role play and to evaluate the best response; the I-message frame from Lesson 3.10 and the five steps from Lesson 3.11.</w:t>
       </w:r>
     </w:p>
     <w:p>
@@ -2344,25 +2245,10 @@
         <w:t xml:space="preserve">“</w:t>
       </w:r>
       <w:r>
-        <w:t xml:space="preserve">that is a health class question and [health teacher’s name] is the person to ask.</w:t>
+        <w:t xml:space="preserve">that is a health class question and the health teacher is the person to ask.</w:t>
       </w:r>
       <w:r>
         <w:t xml:space="preserve">”</w:t>
-      </w:r>
-    </w:p>
-    <w:p>
-      <w:pPr>
-        <w:numPr>
-          <w:ilvl w:val="0"/>
-          <w:numId w:val="1008"/>
-        </w:numPr>
-        <w:pStyle w:val="Compact"/>
-      </w:pPr>
-      <w:r>
-        <w:rPr>
-          <w:rStyle w:val="TeacherNote"/>
-        </w:rPr>
-        <w:t xml:space="preserve">[Sal: the two-push rule in Step 3 came from the peer pressure skits in Lesson 3.6. If you changed the rule there, match it here.]</w:t>
       </w:r>
     </w:p>
     <w:sectPr>
